--- a/materials/budmax_client_profile.docx
+++ b/materials/budmax_client_profile.docx
@@ -562,7 +562,7 @@
                 <w:color w:val="203044"/>
                 <w:sz w:val="18"/>
               </w:rPr>
-              <w:t>Handlowcy pokonują około 45 tys. km rocznie.</w:t>
+              <w:t>Wstępny szacunek to około 45 tys. km rocznie; nie podano, czy dotyczy każdego auta, czy całej floty.</w:t>
             </w:r>
           </w:p>
         </w:tc>
